--- a/Spine/Neurosurgeon_Pitch.docx
+++ b/Spine/Neurosurgeon_Pitch.docx
@@ -33,7 +33,7 @@
           <w:sz w:val="17"/>
           <w:szCs w:val="17"/>
         </w:rPr>
-        <w:t xml:space="preserve">Pablo Nogueira Grossi  ·  G6 LLC  ·  Newark, NJ  ·  sluhcdf@gmail.com  ·  ORCID 0009-0000-6496-2186</w:t>
+        <w:t xml:space="preserve">Pablo Nogueira Grossi  ·  G6 LLC  ·  Newark, NJ  ·  g6llc@proton.me  ·  ORCID 0009-0000-6496-2186</w:t>
       </w:r>
     </w:p>
     <w:p>
@@ -1435,7 +1435,7 @@
           <w:sz w:val="17"/>
           <w:szCs w:val="17"/>
         </w:rPr>
-        <w:t xml:space="preserve">Pablo Nogueira Grossi  ·  G6 LLC  ·  sluhcdf@gmail.com  ·  ORCID 0009-0000-6496-2186  ·  github.com/TOTOGT/AXLE</w:t>
+        <w:t xml:space="preserve">Pablo Nogueira Grossi  ·  G6 LLC  ·  g6llc@proton.me  ·  ORCID 0009-0000-6496-2186  ·  github.com/TOTOGT/AXLE</w:t>
       </w:r>
     </w:p>
     <w:p>
